--- a/word_reports/LP_0260_위치_413_Olivier Toussaint_Eden is.docx
+++ b/word_reports/LP_0260_위치_413_Olivier Toussaint_Eden is.docx
@@ -4,7 +4,7 @@
   <w:body>
     <w:p>
       <w:pPr>
-        <w:spacing w:after="280"/>
+        <w:spacing w:after="80"/>
       </w:pPr>
       <w:r>
         <w:rPr w:rFonts="맑은 고딕">
@@ -13,94 +13,47 @@
           <w:color w:val="1E3A8A"/>
           <w:sz w:val="30"/>
         </w:rPr>
-        <w:t>[413] Olivier Toussaint - Eden is a Magic World</w:t>
+        <w:t>Olivier Toussaint (올리비에 투생) - Eden is a Magic World</w:t>
       </w:r>
     </w:p>
     <w:p>
       <w:pPr>
-        <w:spacing w:after="320"/>
+        <w:spacing w:after="240"/>
       </w:pPr>
       <w:r>
         <w:rPr w:rFonts="맑은 고딕">
           <w:rFonts w:ascii="맑은 고딕" w:hAnsi="맑은 고딕" w:eastAsia="맑은 고딕"/>
           <w:b/>
-          <w:sz w:val="20"/>
+          <w:color w:val="4B5563"/>
+          <w:sz w:val="22"/>
         </w:rPr>
-        <w:t>■ 위치 : 413</w:t>
-        <w:br/>
-      </w:r>
-      <w:r>
-        <w:rPr w:rFonts="맑은 고딕">
-          <w:rFonts w:ascii="맑은 고딕" w:hAnsi="맑은 고딕" w:eastAsia="맑은 고딕"/>
-          <w:b/>
-          <w:sz w:val="20"/>
-        </w:rPr>
-        <w:t>■ 아티스트 : Olivier Toussaint</w:t>
-        <w:br/>
-      </w:r>
-      <w:r>
-        <w:rPr w:rFonts="맑은 고딕">
-          <w:rFonts w:ascii="맑은 고딕" w:hAnsi="맑은 고딕" w:eastAsia="맑은 고딕"/>
-          <w:b/>
-          <w:sz w:val="20"/>
-        </w:rPr>
-        <w:t>■ 앨범명 : Eden is a Magic World</w:t>
-        <w:br/>
-      </w:r>
-      <w:r>
-        <w:rPr w:rFonts="맑은 고딕">
-          <w:rFonts w:ascii="맑은 고딕" w:hAnsi="맑은 고딕" w:eastAsia="맑은 고딕"/>
-          <w:b w:val="0"/>
-          <w:sz w:val="20"/>
-        </w:rPr>
-        <w:t>■ 음반 레이블 : Delphine</w:t>
-        <w:br/>
-      </w:r>
-      <w:r>
-        <w:rPr w:rFonts="맑은 고딕">
-          <w:rFonts w:ascii="맑은 고딕" w:hAnsi="맑은 고딕" w:eastAsia="맑은 고딕"/>
-          <w:b w:val="0"/>
-          <w:sz w:val="20"/>
-        </w:rPr>
-        <w:t>■ 발매년도 : 1982</w:t>
-        <w:br/>
-      </w:r>
-      <w:r>
-        <w:rPr w:rFonts="맑은 고딕">
-          <w:rFonts w:ascii="맑은 고딕" w:hAnsi="맑은 고딕" w:eastAsia="맑은 고딕"/>
-          <w:b w:val="0"/>
-          <w:sz w:val="20"/>
-        </w:rPr>
-        <w:t>■ 장르 : 프렌치 팝 (French Pop), 이지 리스닝 (Easy Listening), 신스팝 (Synth-Pop)</w:t>
-        <w:br/>
-      </w:r>
-      <w:r>
-        <w:rPr w:rFonts="맑은 고딕">
-          <w:rFonts w:ascii="맑은 고딕" w:hAnsi="맑은 고딕" w:eastAsia="맑은 고딕"/>
-          <w:b w:val="0"/>
-          <w:sz w:val="20"/>
-        </w:rPr>
-        <w:t>■ 주요 수록곡 : 1. Eden Is A Magic World</w:t>
-        <w:br/>
+        <w:t>위치 :  413</w:t>
       </w:r>
     </w:p>
     <w:p>
       <w:pPr>
-        <w:spacing w:after="160"/>
+        <w:spacing w:line="324" w:lineRule="auto" w:before="80" w:after="160"/>
       </w:pPr>
       <w:r>
         <w:rPr w:rFonts="맑은 고딕">
           <w:rFonts w:ascii="맑은 고딕" w:hAnsi="맑은 고딕" w:eastAsia="맑은 고딕"/>
           <w:b/>
           <w:color w:val="1F2937"/>
-          <w:sz w:val="24"/>
+          <w:sz w:val="22"/>
         </w:rPr>
-        <w:t>■ 음반 해설 및 감상 가이드</w:t>
+        <w:t xml:space="preserve">[음반 소개] </w:t>
+      </w:r>
+      <w:r>
+        <w:rPr w:rFonts="맑은 고딕">
+          <w:rFonts w:ascii="맑은 고딕" w:hAnsi="맑은 고딕" w:eastAsia="맑은 고딕"/>
+          <w:b w:val="0"/>
+          <w:sz w:val="21"/>
+        </w:rPr>
       </w:r>
     </w:p>
     <w:p>
       <w:pPr>
-        <w:spacing w:line="312" w:lineRule="auto" w:after="120"/>
+        <w:spacing w:line="324" w:lineRule="auto" w:after="120"/>
       </w:pPr>
       <w:r>
         <w:rPr w:rFonts="맑은 고딕">
@@ -108,51 +61,516 @@
           <w:b w:val="0"/>
           <w:sz w:val="21"/>
         </w:rPr>
-        <w:t>프랑스 대중음악계의 거장이자 세계적인 피아니스트 리샤르 클레이더만(Richard Clayderman)을 발굴·프로듀싱한 인물로 잘 알려진 올리비에 투생(Olivier Toussaint)의 1982년 명반입니다. 올리비에 투생은 작곡가이자 프로듀서로서 최고봉에 올랐을 뿐만 아니라, 특유의 감미롭고 부드러운 음색으로 싱어송라이터로서도 유의미한 족적을 남겼습니다. 본 앨범 《Eden is a Magic World》는 1980년대 초반 유럽 팝 씬을 사로잡았던 특유의 우아함과 낭만적인 감수성이 집약된 수작입니다.</w:t>
+        <w:t>프랑스 프렌치 팝과 이지 리스닝의 거장 올리비에 투생이 빚어낸 [Eden is a Magic World]는 낭만주의적 선율과 감미로운 아날로그 사운드가 황홀한 조화를 이루는 명반입니다. 시대를 앞서간 음악적 파트너 폴 드 센느빌과의 완벽한 호흡 속에서 탄생한 이 앨범은 번잡한 일상을 벗어나 유토피아적 이상향의 평온을 선사하는 마법 같은 음악적 서정시입니다. 화려하면서도 절제된 오케스트레이션과 따스한 신디사이저의 울림은 듣는 이의 마음 깊은 곳에 잊히지 않을 순수와 노스탤지어를 아로새깁니다.</w:t>
       </w:r>
     </w:p>
     <w:p>
       <w:pPr>
-        <w:spacing w:line="312" w:lineRule="auto" w:after="120"/>
+        <w:spacing w:line="324" w:lineRule="auto" w:before="200" w:after="80"/>
       </w:pPr>
+      <w:r>
+        <w:rPr w:rFonts="맑은 고딕">
+          <w:rFonts w:ascii="맑은 고딕" w:hAnsi="맑은 고딕" w:eastAsia="맑은 고딕"/>
+          <w:b/>
+          <w:color w:val="1E3A8A"/>
+          <w:sz w:val="24"/>
+        </w:rPr>
+        <w:t>1. 음반 데이터</w:t>
+      </w:r>
+    </w:p>
+    <w:p>
+      <w:pPr>
+        <w:spacing w:line="324" w:lineRule="auto" w:after="80"/>
+      </w:pPr>
+      <w:r>
+        <w:rPr w:rFonts="맑은 고딕">
+          <w:rFonts w:ascii="맑은 고딕" w:hAnsi="맑은 고딕" w:eastAsia="맑은 고딕"/>
+          <w:b w:val="0"/>
+          <w:color w:val="6B7280"/>
+          <w:sz w:val="21"/>
+        </w:rPr>
+        <w:t xml:space="preserve">· </w:t>
+      </w:r>
+      <w:r>
+        <w:rPr w:rFonts="맑은 고딕">
+          <w:rFonts w:ascii="맑은 고딕" w:hAnsi="맑은 고딕" w:eastAsia="맑은 고딕"/>
+          <w:b/>
+          <w:color w:val="1F2937"/>
+          <w:sz w:val="21"/>
+        </w:rPr>
+        <w:t xml:space="preserve">앨범명: </w:t>
+      </w:r>
       <w:r>
         <w:rPr w:rFonts="맑은 고딕">
           <w:rFonts w:ascii="맑은 고딕" w:hAnsi="맑은 고딕" w:eastAsia="맑은 고딕"/>
           <w:b w:val="0"/>
           <w:sz w:val="21"/>
         </w:rPr>
-        <w:t>음악적으로 이 음반은 클래시컬한 프렌치 팝의 전통적인 서정성과 80년대 초반 새롭게 떠오르던 전자 악기(신디사이저)의 아날로그적 질감을 이상적으로 결합하고 있습니다. 올리비에 투생 특유의 속삭이는 듯한 낭만적인 보컬 스타일은 절제된 감정 표현을 통해 듣는 이에게 깊은 편안함과 아늑함을 안겨줍니다. 세련된 편곡과 풍성한 멜로디 라인은 유러피안 이지 리스닝 음악이 도달할 수 있는 미학적 정점을 보여줍니다.</w:t>
+        <w:t>Eden is a Magic World</w:t>
       </w:r>
     </w:p>
     <w:p>
       <w:pPr>
-        <w:spacing w:line="312" w:lineRule="auto" w:after="120"/>
+        <w:spacing w:line="324" w:lineRule="auto" w:after="80"/>
       </w:pPr>
+      <w:r>
+        <w:rPr w:rFonts="맑은 고딕">
+          <w:rFonts w:ascii="맑은 고딕" w:hAnsi="맑은 고딕" w:eastAsia="맑은 고딕"/>
+          <w:b w:val="0"/>
+          <w:color w:val="6B7280"/>
+          <w:sz w:val="21"/>
+        </w:rPr>
+        <w:t xml:space="preserve">· </w:t>
+      </w:r>
+      <w:r>
+        <w:rPr w:rFonts="맑은 고딕">
+          <w:rFonts w:ascii="맑은 고딕" w:hAnsi="맑은 고딕" w:eastAsia="맑은 고딕"/>
+          <w:b/>
+          <w:color w:val="1F2937"/>
+          <w:sz w:val="21"/>
+        </w:rPr>
+        <w:t xml:space="preserve">아티스트: </w:t>
+      </w:r>
       <w:r>
         <w:rPr w:rFonts="맑은 고딕">
           <w:rFonts w:ascii="맑은 고딕" w:hAnsi="맑은 고딕" w:eastAsia="맑은 고딕"/>
           <w:b w:val="0"/>
           <w:sz w:val="21"/>
         </w:rPr>
-        <w:t>동명의 타이틀곡인 'Eden Is A Magic World'는 발표 당시 유럽 전역은 물론 국내 라디오 방송과 음악 감상실에서도 폭발적인 사랑을 받았던 대표 명곡입니다. 신비롭고 몽환적인 신디사이저 테마로 시작해 중독성 있는 훅(Hook)으로 이어지는 이 곡은 마치 한 편의 아름다운 동화 속으로 걸어 들어가는 듯한 착각을 불러일으킵니다. 이어지는 'Pense À Moi'나 'Pop Concerto' 등 수록곡 전반에서도 투생의 세련된 멜로디 메이킹 감각과 따뜻한 체온이 느껴지는 연주를 감상할 수 있습니다.</w:t>
+        <w:t>Olivier Toussaint (올리비에 투생)</w:t>
       </w:r>
     </w:p>
     <w:p>
       <w:pPr>
-        <w:spacing w:line="312" w:lineRule="auto" w:after="120"/>
+        <w:spacing w:line="324" w:lineRule="auto" w:after="80"/>
       </w:pPr>
+      <w:r>
+        <w:rPr w:rFonts="맑은 고딕">
+          <w:rFonts w:ascii="맑은 고딕" w:hAnsi="맑은 고딕" w:eastAsia="맑은 고딕"/>
+          <w:b w:val="0"/>
+          <w:color w:val="6B7280"/>
+          <w:sz w:val="21"/>
+        </w:rPr>
+        <w:t xml:space="preserve">· </w:t>
+      </w:r>
+      <w:r>
+        <w:rPr w:rFonts="맑은 고딕">
+          <w:rFonts w:ascii="맑은 고딕" w:hAnsi="맑은 고딕" w:eastAsia="맑은 고딕"/>
+          <w:b/>
+          <w:color w:val="1F2937"/>
+          <w:sz w:val="21"/>
+        </w:rPr>
+        <w:t xml:space="preserve">발매 정보: </w:t>
+      </w:r>
       <w:r>
         <w:rPr w:rFonts="맑은 고딕">
           <w:rFonts w:ascii="맑은 고딕" w:hAnsi="맑은 고딕" w:eastAsia="맑은 고딕"/>
           <w:b w:val="0"/>
           <w:sz w:val="21"/>
         </w:rPr>
-        <w:t>LP라는 아날로그 매체를 통해 감상할 때 이 앨범의 진가는 더욱 빛을 발합니다. 80년대 초반 특유의 따스한 패닝 효과와 입체적인 아날로그 사운드가 올리비에 투생의 부드러운 음색과 어우러져 깊은 여운을 남깁니다. 바쁜 일상에서 벗어나 호젓한 휴식이 필요한 순간, 오디오 시스템을 통해 흘러나오는 이 음반은 청자에게 진정한 '마법 같은 낙원(Eden)'의 시간을 선사할 것입니다.</w:t>
+        <w:t>1982년 프랑스의 유수한 레이블 델핀(Delphine Records)을 통해 발매되었으며, 클래식의 격조 높은 기품과 감각적인 프렌치 팝의 감수성을 이상적으로 융합한 웰메이드 이지 리스닝/네오클래시컬 팝 음반입니다.</w:t>
+      </w:r>
+    </w:p>
+    <w:p>
+      <w:pPr>
+        <w:spacing w:line="324" w:lineRule="auto" w:after="80"/>
+      </w:pPr>
+      <w:r>
+        <w:rPr w:rFonts="맑은 고딕">
+          <w:rFonts w:ascii="맑은 고딕" w:hAnsi="맑은 고딕" w:eastAsia="맑은 고딕"/>
+          <w:b w:val="0"/>
+          <w:color w:val="6B7280"/>
+          <w:sz w:val="21"/>
+        </w:rPr>
+        <w:t xml:space="preserve">· </w:t>
+      </w:r>
+      <w:r>
+        <w:rPr w:rFonts="맑은 고딕">
+          <w:rFonts w:ascii="맑은 고딕" w:hAnsi="맑은 고딕" w:eastAsia="맑은 고딕"/>
+          <w:b/>
+          <w:color w:val="1F2937"/>
+          <w:sz w:val="21"/>
+        </w:rPr>
+        <w:t xml:space="preserve">LP 인기도(판매량): </w:t>
+      </w:r>
+      <w:r>
+        <w:rPr w:rFonts="맑은 고딕">
+          <w:rFonts w:ascii="맑은 고딕" w:hAnsi="맑은 고딕" w:eastAsia="맑은 고딕"/>
+          <w:b w:val="0"/>
+          <w:sz w:val="21"/>
+        </w:rPr>
+        <w:t>타이틀곡 'Eden is a Magic World'가 프랑스, 벨기에, 스위스, 독일 등 유럽 각국 차트 상위권에 랭크되며 수십만 장 이상의 판매고를 올렸고, 국내와 일본 등 아시아권에서도 라디오 시그널과 방송 배경음악으로 폭넓은 사랑을 받으며 스테디셀러로 굳건히 자리매김했습니다.</w:t>
+      </w:r>
+    </w:p>
+    <w:p>
+      <w:pPr>
+        <w:spacing w:line="324" w:lineRule="auto" w:after="80"/>
+      </w:pPr>
+      <w:r>
+        <w:rPr w:rFonts="맑은 고딕">
+          <w:rFonts w:ascii="맑은 고딕" w:hAnsi="맑은 고딕" w:eastAsia="맑은 고딕"/>
+          <w:b w:val="0"/>
+          <w:color w:val="6B7280"/>
+          <w:sz w:val="21"/>
+        </w:rPr>
+        <w:t xml:space="preserve">· </w:t>
+      </w:r>
+      <w:r>
+        <w:rPr w:rFonts="맑은 고딕">
+          <w:rFonts w:ascii="맑은 고딕" w:hAnsi="맑은 고딕" w:eastAsia="맑은 고딕"/>
+          <w:b/>
+          <w:color w:val="1F2937"/>
+          <w:sz w:val="21"/>
+        </w:rPr>
+        <w:t xml:space="preserve">각종 수상경력: </w:t>
+      </w:r>
+      <w:r>
+        <w:rPr w:rFonts="맑은 고딕">
+          <w:rFonts w:ascii="맑은 고딕" w:hAnsi="맑은 고딕" w:eastAsia="맑은 고딕"/>
+          <w:b w:val="0"/>
+          <w:sz w:val="21"/>
+        </w:rPr>
+        <w:t>유럽 음반 시장에서 다수의 골드 레코드를 기록하며 상업성과 음악성을 동시에 인정받았고, 대중음악에 클래식의 우아함을 성공적으로 안착시킨 공로로 당대 유럽 경음악계의 기념비적인 수작으로 공인받았습니다.</w:t>
+      </w:r>
+    </w:p>
+    <w:p>
+      <w:pPr>
+        <w:spacing w:line="324" w:lineRule="auto" w:before="200" w:after="80"/>
+      </w:pPr>
+      <w:r>
+        <w:rPr w:rFonts="맑은 고딕">
+          <w:rFonts w:ascii="맑은 고딕" w:hAnsi="맑은 고딕" w:eastAsia="맑은 고딕"/>
+          <w:b/>
+          <w:color w:val="1E3A8A"/>
+          <w:sz w:val="24"/>
+        </w:rPr>
+        <w:t>2. 아티스트 정보</w:t>
+      </w:r>
+    </w:p>
+    <w:p>
+      <w:pPr>
+        <w:spacing w:line="324" w:lineRule="auto" w:after="80"/>
+      </w:pPr>
+      <w:r>
+        <w:rPr w:rFonts="맑은 고딕">
+          <w:rFonts w:ascii="맑은 고딕" w:hAnsi="맑은 고딕" w:eastAsia="맑은 고딕"/>
+          <w:b w:val="0"/>
+          <w:color w:val="6B7280"/>
+          <w:sz w:val="21"/>
+        </w:rPr>
+        <w:t xml:space="preserve">· </w:t>
+      </w:r>
+      <w:r>
+        <w:rPr w:rFonts="맑은 고딕">
+          <w:rFonts w:ascii="맑은 고딕" w:hAnsi="맑은 고딕" w:eastAsia="맑은 고딕"/>
+          <w:b/>
+          <w:color w:val="1F2937"/>
+          <w:sz w:val="21"/>
+        </w:rPr>
+        <w:t xml:space="preserve">국적: </w:t>
+      </w:r>
+      <w:r>
+        <w:rPr w:rFonts="맑은 고딕">
+          <w:rFonts w:ascii="맑은 고딕" w:hAnsi="맑은 고딕" w:eastAsia="맑은 고딕"/>
+          <w:b w:val="0"/>
+          <w:sz w:val="21"/>
+        </w:rPr>
+        <w:t>프랑스 (France)</w:t>
+      </w:r>
+    </w:p>
+    <w:p>
+      <w:pPr>
+        <w:spacing w:line="324" w:lineRule="auto" w:after="80"/>
+      </w:pPr>
+      <w:r>
+        <w:rPr w:rFonts="맑은 고딕">
+          <w:rFonts w:ascii="맑은 고딕" w:hAnsi="맑은 고딕" w:eastAsia="맑은 고딕"/>
+          <w:b w:val="0"/>
+          <w:color w:val="6B7280"/>
+          <w:sz w:val="21"/>
+        </w:rPr>
+        <w:t xml:space="preserve">· </w:t>
+      </w:r>
+      <w:r>
+        <w:rPr w:rFonts="맑은 고딕">
+          <w:rFonts w:ascii="맑은 고딕" w:hAnsi="맑은 고딕" w:eastAsia="맑은 고딕"/>
+          <w:b/>
+          <w:color w:val="1F2937"/>
+          <w:sz w:val="21"/>
+        </w:rPr>
+        <w:t xml:space="preserve">생몰년도: </w:t>
+      </w:r>
+      <w:r>
+        <w:rPr w:rFonts="맑은 고딕">
+          <w:rFonts w:ascii="맑은 고딕" w:hAnsi="맑은 고딕" w:eastAsia="맑은 고딕"/>
+          <w:b w:val="0"/>
+          <w:sz w:val="21"/>
+        </w:rPr>
+        <w:t>1943년 출생</w:t>
+      </w:r>
+    </w:p>
+    <w:p>
+      <w:pPr>
+        <w:spacing w:line="324" w:lineRule="auto" w:after="80"/>
+      </w:pPr>
+      <w:r>
+        <w:rPr w:rFonts="맑은 고딕">
+          <w:rFonts w:ascii="맑은 고딕" w:hAnsi="맑은 고딕" w:eastAsia="맑은 고딕"/>
+          <w:b w:val="0"/>
+          <w:color w:val="6B7280"/>
+          <w:sz w:val="21"/>
+        </w:rPr>
+        <w:t xml:space="preserve">· </w:t>
+      </w:r>
+      <w:r>
+        <w:rPr w:rFonts="맑은 고딕">
+          <w:rFonts w:ascii="맑은 고딕" w:hAnsi="맑은 고딕" w:eastAsia="맑은 고딕"/>
+          <w:b/>
+          <w:color w:val="1F2937"/>
+          <w:sz w:val="21"/>
+        </w:rPr>
+        <w:t xml:space="preserve">그룹 소속: </w:t>
+      </w:r>
+      <w:r>
+        <w:rPr w:rFonts="맑은 고딕">
+          <w:rFonts w:ascii="맑은 고딕" w:hAnsi="맑은 고딕" w:eastAsia="맑은 고딕"/>
+          <w:b w:val="0"/>
+          <w:sz w:val="21"/>
+        </w:rPr>
+        <w:t>솔로 (프로듀싱 콤비 'Paul de Senneville &amp; Olivier Toussaint' 주도)</w:t>
+      </w:r>
+    </w:p>
+    <w:p>
+      <w:pPr>
+        <w:spacing w:line="324" w:lineRule="auto" w:after="80"/>
+      </w:pPr>
+      <w:r>
+        <w:rPr w:rFonts="맑은 고딕">
+          <w:rFonts w:ascii="맑은 고딕" w:hAnsi="맑은 고딕" w:eastAsia="맑은 고딕"/>
+          <w:b w:val="0"/>
+          <w:color w:val="6B7280"/>
+          <w:sz w:val="21"/>
+        </w:rPr>
+        <w:t xml:space="preserve">· </w:t>
+      </w:r>
+      <w:r>
+        <w:rPr w:rFonts="맑은 고딕">
+          <w:rFonts w:ascii="맑은 고딕" w:hAnsi="맑은 고딕" w:eastAsia="맑은 고딕"/>
+          <w:b/>
+          <w:color w:val="1F2937"/>
+          <w:sz w:val="21"/>
+        </w:rPr>
+        <w:t xml:space="preserve">아티스트 소개: </w:t>
+      </w:r>
+      <w:r>
+        <w:rPr w:rFonts="맑은 고딕">
+          <w:rFonts w:ascii="맑은 고딕" w:hAnsi="맑은 고딕" w:eastAsia="맑은 고딕"/>
+          <w:b w:val="0"/>
+          <w:sz w:val="21"/>
+        </w:rPr>
+        <w:t>올리비에 투생은 파리 음악원 출신의 탄탄한 클래식 기반 위에 현대적인 팝 감각을 결합하여 '프렌치 팝의 마이더스의 손'으로 불린 작곡가이자 프로듀서 겸 보컬리스트입니다. 피아니스트 리차드 클레이더만을 발굴하여 세계적인 스타로 도약시키고 '아드린느를 위한 발라드'를 공동 작곡하는 등 1970~80년대 전 세계 이지 리스닝 음악의 황금기를 개척한 주역입니다.</w:t>
+      </w:r>
+    </w:p>
+    <w:p>
+      <w:pPr>
+        <w:spacing w:line="324" w:lineRule="auto" w:before="200" w:after="80"/>
+      </w:pPr>
+      <w:r>
+        <w:rPr w:rFonts="맑은 고딕">
+          <w:rFonts w:ascii="맑은 고딕" w:hAnsi="맑은 고딕" w:eastAsia="맑은 고딕"/>
+          <w:b/>
+          <w:color w:val="1E3A8A"/>
+          <w:sz w:val="24"/>
+        </w:rPr>
+        <w:t>3. 음반 상세 분석</w:t>
+      </w:r>
+    </w:p>
+    <w:p>
+      <w:pPr>
+        <w:spacing w:line="324" w:lineRule="auto" w:after="80"/>
+      </w:pPr>
+      <w:r>
+        <w:rPr w:rFonts="맑은 고딕">
+          <w:rFonts w:ascii="맑은 고딕" w:hAnsi="맑은 고딕" w:eastAsia="맑은 고딕"/>
+          <w:b w:val="0"/>
+          <w:color w:val="6B7280"/>
+          <w:sz w:val="21"/>
+        </w:rPr>
+        <w:t xml:space="preserve">· </w:t>
+      </w:r>
+      <w:r>
+        <w:rPr w:rFonts="맑은 고딕">
+          <w:rFonts w:ascii="맑은 고딕" w:hAnsi="맑은 고딕" w:eastAsia="맑은 고딕"/>
+          <w:b/>
+          <w:color w:val="1F2937"/>
+          <w:sz w:val="21"/>
+        </w:rPr>
+        <w:t xml:space="preserve">역사적 위치: </w:t>
+      </w:r>
+      <w:r>
+        <w:rPr w:rFonts="맑은 고딕">
+          <w:rFonts w:ascii="맑은 고딕" w:hAnsi="맑은 고딕" w:eastAsia="맑은 고딕"/>
+          <w:b w:val="0"/>
+          <w:sz w:val="21"/>
+        </w:rPr>
+        <w:t>1980년대 초반, 신디사이저를 필두로 한 전자음악의 급격한 발흥기 속에서도 클래식 현악의 섬세함과 어쿠스틱의 서정성을 지켜내며 팝 크로스오버의 새로운 지평을 제시한 앨범입니다. 대중성과 예술성, 이지 리스닝과 샹송의 경계를 유려하게 허문 독보적인 음악사적 성취로 평가받습니다.</w:t>
+      </w:r>
+    </w:p>
+    <w:p>
+      <w:pPr>
+        <w:spacing w:line="324" w:lineRule="auto" w:after="80"/>
+      </w:pPr>
+      <w:r>
+        <w:rPr w:rFonts="맑은 고딕">
+          <w:rFonts w:ascii="맑은 고딕" w:hAnsi="맑은 고딕" w:eastAsia="맑은 고딕"/>
+          <w:b w:val="0"/>
+          <w:color w:val="6B7280"/>
+          <w:sz w:val="21"/>
+        </w:rPr>
+        <w:t xml:space="preserve">· </w:t>
+      </w:r>
+      <w:r>
+        <w:rPr w:rFonts="맑은 고딕">
+          <w:rFonts w:ascii="맑은 고딕" w:hAnsi="맑은 고딕" w:eastAsia="맑은 고딕"/>
+          <w:b/>
+          <w:color w:val="1F2937"/>
+          <w:sz w:val="21"/>
+        </w:rPr>
+        <w:t xml:space="preserve">시대의 흔적(스토리텔링): </w:t>
+      </w:r>
+      <w:r>
+        <w:rPr w:rFonts="맑은 고딕">
+          <w:rFonts w:ascii="맑은 고딕" w:hAnsi="맑은 고딕" w:eastAsia="맑은 고딕"/>
+          <w:b w:val="0"/>
+          <w:sz w:val="21"/>
+        </w:rPr>
+        <w:t>급격한 산업화와 도시화의 물결 속에서 분주했던 1980년대 청춘들에게 이 음반은 아늑한 도피처이자 마음을 치유하는 영혼의 휴식처가 되어 주었습니다. 해질녘 음악다방과 심야 라디오 주파수를 타고 흘러나오던 투생의 부드러운 읊조림과 멜로디는 시대의 낭만을 갈망하던 젊은 영혼들을 따스하게 위무했습니다.</w:t>
+      </w:r>
+    </w:p>
+    <w:p>
+      <w:pPr>
+        <w:spacing w:line="324" w:lineRule="auto" w:before="200" w:after="80"/>
+      </w:pPr>
+      <w:r>
+        <w:rPr w:rFonts="맑은 고딕">
+          <w:rFonts w:ascii="맑은 고딕" w:hAnsi="맑은 고딕" w:eastAsia="맑은 고딕"/>
+          <w:b/>
+          <w:color w:val="1E3A8A"/>
+          <w:sz w:val="24"/>
+        </w:rPr>
+        <w:t>4. 주요 수록곡 및 감상 제언</w:t>
+      </w:r>
+    </w:p>
+    <w:p>
+      <w:pPr>
+        <w:spacing w:line="324" w:lineRule="auto" w:after="80"/>
+      </w:pPr>
+      <w:r>
+        <w:rPr w:rFonts="맑은 고딕">
+          <w:rFonts w:ascii="맑은 고딕" w:hAnsi="맑은 고딕" w:eastAsia="맑은 고딕"/>
+          <w:b w:val="0"/>
+          <w:color w:val="6B7280"/>
+          <w:sz w:val="21"/>
+        </w:rPr>
+        <w:t xml:space="preserve">· </w:t>
+      </w:r>
+      <w:r>
+        <w:rPr w:rFonts="맑은 고딕">
+          <w:rFonts w:ascii="맑은 고딕" w:hAnsi="맑은 고딕" w:eastAsia="맑은 고딕"/>
+          <w:b/>
+          <w:color w:val="1F2937"/>
+          <w:sz w:val="21"/>
+        </w:rPr>
+        <w:t xml:space="preserve">주요 수록곡 특징: </w:t>
+      </w:r>
+      <w:r>
+        <w:rPr w:rFonts="맑은 고딕">
+          <w:rFonts w:ascii="맑은 고딕" w:hAnsi="맑은 고딕" w:eastAsia="맑은 고딕"/>
+          <w:b w:val="0"/>
+          <w:sz w:val="21"/>
+        </w:rPr>
+        <w:t>동명의 타이틀곡 'Eden is a Magic World'는 몽환적인 코러스와 투생 특유의 낭만적인 속삭임, 맑고 투명한 건반 터치가 어우러져 한 편의 동화 같은 환상미를 자아냅니다. 앨범 전반을 관통하는 유려한 현악 오케스트레이션과 서정미 넘치는 선율들은 듣는 순간 시공간을 초월한 평온한 낙원으로 인도합니다.</w:t>
+      </w:r>
+    </w:p>
+    <w:p>
+      <w:pPr>
+        <w:spacing w:line="324" w:lineRule="auto" w:after="80"/>
+      </w:pPr>
+      <w:r>
+        <w:rPr w:rFonts="맑은 고딕">
+          <w:rFonts w:ascii="맑은 고딕" w:hAnsi="맑은 고딕" w:eastAsia="맑은 고딕"/>
+          <w:b w:val="0"/>
+          <w:color w:val="6B7280"/>
+          <w:sz w:val="21"/>
+        </w:rPr>
+        <w:t xml:space="preserve">· </w:t>
+      </w:r>
+      <w:r>
+        <w:rPr w:rFonts="맑은 고딕">
+          <w:rFonts w:ascii="맑은 고딕" w:hAnsi="맑은 고딕" w:eastAsia="맑은 고딕"/>
+          <w:b/>
+          <w:color w:val="1F2937"/>
+          <w:sz w:val="21"/>
+        </w:rPr>
+        <w:t xml:space="preserve">빈티지 감상 제언: </w:t>
+      </w:r>
+      <w:r>
+        <w:rPr w:rFonts="맑은 고딕">
+          <w:rFonts w:ascii="맑은 고딕" w:hAnsi="맑은 고딕" w:eastAsia="맑은 고딕"/>
+          <w:b w:val="0"/>
+          <w:sz w:val="21"/>
+        </w:rPr>
+        <w:t>LP 그루브를 스치는 미세한 표면 잡음마저 아련한 향수를 자극하는 음반으로, 진공관 앰프의 포근한 배음과 턴테이블 바늘이 읽어내는 어쿠스틱 사운드가 결합할 때 보컬의 숨결과 현악의 입체감이 가장 눈부시게 피어납니다. 조도를 낮춘 공간에서 턴테이블의 회전을 바라보며 사운드의 아날로그적 여운을 온전히 음미하시길 권합니다.</w:t>
+      </w:r>
+    </w:p>
+    <w:p>
+      <w:pPr>
+        <w:spacing w:line="324" w:lineRule="auto" w:after="80"/>
+      </w:pPr>
+      <w:r>
+        <w:rPr w:rFonts="맑은 고딕">
+          <w:rFonts w:ascii="맑은 고딕" w:hAnsi="맑은 고딕" w:eastAsia="맑은 고딕"/>
+          <w:b w:val="0"/>
+          <w:color w:val="6B7280"/>
+          <w:sz w:val="21"/>
+        </w:rPr>
+        <w:t xml:space="preserve">· </w:t>
+      </w:r>
+      <w:r>
+        <w:rPr w:rFonts="맑은 고딕">
+          <w:rFonts w:ascii="맑은 고딕" w:hAnsi="맑은 고딕" w:eastAsia="맑은 고딕"/>
+          <w:b/>
+          <w:color w:val="1F2937"/>
+          <w:sz w:val="21"/>
+        </w:rPr>
+        <w:t xml:space="preserve">소장 가치: </w:t>
+      </w:r>
+      <w:r>
+        <w:rPr w:rFonts="맑은 고딕">
+          <w:rFonts w:ascii="맑은 고딕" w:hAnsi="맑은 고딕" w:eastAsia="맑은 고딕"/>
+          <w:b w:val="0"/>
+          <w:sz w:val="21"/>
+        </w:rPr>
+        <w:t>디지털 음원으로는 결코 온전히 환원해낼 수 없는 1980년대 프랑스 아날로그 레코딩 특유의 낭만적 공기감과 서정적인 앨범 아트를 고스란히 간직하고 있어, 프렌치 팝과 LP 컬렉터라면 반드시 서가에 꽂아두어야 할 영원한 소장품입니다.</w:t>
+      </w:r>
+    </w:p>
+    <w:p>
+      <w:pPr>
+        <w:spacing w:line="324" w:lineRule="auto" w:after="120" w:before="160"/>
+      </w:pPr>
+      <w:r>
+        <w:rPr w:rFonts="맑은 고딕">
+          <w:rFonts w:ascii="맑은 고딕" w:hAnsi="맑은 고딕" w:eastAsia="맑은 고딕"/>
+          <w:b/>
+          <w:color w:val="4338CA"/>
+          <w:sz w:val="21"/>
+        </w:rPr>
+        <w:t>이 음반을 통해 턴테이블의 아날로그 선율이 전해주는 마법 같은 안식과 낭만의 감동을 다시 한번 경험해 보시는 것은 어떨까요?</w:t>
       </w:r>
     </w:p>
     <w:sectPr>
       <w:pgSz w:w="12240" w:h="15840"/>
-      <w:pgMar w:top="1440" w:right="1440" w:bottom="1440" w:left="1440" w:header="720" w:footer="720" w:gutter="0"/>
+      <w:pgMar w:top="1152" w:right="1296" w:bottom="1152" w:left="1296" w:header="720" w:footer="720" w:gutter="0"/>
       <w:cols w:space="720"/>
       <w:docGrid w:linePitch="360"/>
     </w:sectPr>

--- a/word_reports/LP_0260_위치_413_Olivier Toussaint_Eden is.docx
+++ b/word_reports/LP_0260_위치_413_Olivier Toussaint_Eden is.docx
@@ -32,7 +32,7 @@
     </w:p>
     <w:p>
       <w:pPr>
-        <w:spacing w:line="324" w:lineRule="auto" w:before="80" w:after="160"/>
+        <w:spacing w:line="324" w:lineRule="auto" w:before="80" w:after="120"/>
       </w:pPr>
       <w:r>
         <w:rPr w:rFonts="맑은 고딕">
@@ -42,13 +42,6 @@
           <w:sz w:val="22"/>
         </w:rPr>
         <w:t xml:space="preserve">[음반 소개] </w:t>
-      </w:r>
-      <w:r>
-        <w:rPr w:rFonts="맑은 고딕">
-          <w:rFonts w:ascii="맑은 고딕" w:hAnsi="맑은 고딕" w:eastAsia="맑은 고딕"/>
-          <w:b w:val="0"/>
-          <w:sz w:val="21"/>
-        </w:rPr>
       </w:r>
     </w:p>
     <w:p>
@@ -61,7 +54,33 @@
           <w:b w:val="0"/>
           <w:sz w:val="21"/>
         </w:rPr>
-        <w:t>프랑스 프렌치 팝과 이지 리스닝의 거장 올리비에 투생이 빚어낸 [Eden is a Magic World]는 낭만주의적 선율과 감미로운 아날로그 사운드가 황홀한 조화를 이루는 명반입니다. 시대를 앞서간 음악적 파트너 폴 드 센느빌과의 완벽한 호흡 속에서 탄생한 이 앨범은 번잡한 일상을 벗어나 유토피아적 이상향의 평온을 선사하는 마법 같은 음악적 서정시입니다. 화려하면서도 절제된 오케스트레이션과 따스한 신디사이저의 울림은 듣는 이의 마음 깊은 곳에 잊히지 않을 순수와 노스탤지어를 아로새깁니다.</w:t>
+        <w:t>음악이 세상을 정화하고 지친 영혼에 무구한 낙원을 선물할 수 있다는 믿음은, 1980년대 초 올리비에 투생(Olivier Toussaint)의 손끝과 목소리를 통해 가장 찬란한 현실이 되었습니다. 리차드 클레이더만을 발굴하고 '아드린느를 위한 발라드'를 탄생시키며 전설적인 델핀 레코드(Delphine Records)의 황금기를 이끌었던 미다스의 손, 올리비에 투생. 그는 늘 무대 뒤편의 위대한 지휘자이자 영민한 프로듀서로 머물렀으나, 1982년 발표한 《Eden is a Magic World》를 통해 스스로 마이크를 잡고 순백의 예술혼을 전면에 드러냈습니다. 프로듀서의 정교한 시선과 순수한 보컬리스트의 감수성이 유기적으로 결합한 이 작품은, 당대 프렌치 팝이 도달할 수 있었던 서정미의 극점을 보여줍니다.</w:t>
+      </w:r>
+    </w:p>
+    <w:p>
+      <w:pPr>
+        <w:spacing w:line="324" w:lineRule="auto" w:after="120"/>
+      </w:pPr>
+      <w:r>
+        <w:rPr w:rFonts="맑은 고딕">
+          <w:rFonts w:ascii="맑은 고딕" w:hAnsi="맑은 고딕" w:eastAsia="맑은 고딕"/>
+          <w:b w:val="0"/>
+          <w:sz w:val="21"/>
+        </w:rPr>
+        <w:t>이 앨범은 신스팝의 기계적 차가움과 화려한 디스코의 잔향이 교차하던 당대 음악계에, 잃어버린 동심과 태초의 순수함을 일깨우는 맑은 샘물과도 같았습니다. 작곡 파트너인 폴 드 센느빌과의 완벽한 호흡 속에서 빚어낸 멜로디는 고전 클래식의 품격 있는 골조 위에 프렌치 샹송의 로맨티시즘을 얹고, 여기에 초기 전자악기의 따스한 아날로그 텍스처를 덧입혔습니다. 투생은 이 음반을 통해 번잡한 문명사회에서 상처 입은 현대인들에게 이상향으로서의 '에덴(Eden)'을 제시하고자 했으며, 그의 나지막하고도 다정한 음색은 낙원으로 향하는 가장 부드러운 초대장이 되어 주었습니다.</w:t>
+      </w:r>
+    </w:p>
+    <w:p>
+      <w:pPr>
+        <w:spacing w:line="324" w:lineRule="auto" w:after="120"/>
+      </w:pPr>
+      <w:r>
+        <w:rPr w:rFonts="맑은 고딕">
+          <w:rFonts w:ascii="맑은 고딕" w:hAnsi="맑은 고딕" w:eastAsia="맑은 고딕"/>
+          <w:b w:val="0"/>
+          <w:sz w:val="21"/>
+        </w:rPr>
+        <w:t>세월이 반세기를 향해 흘러가는 오늘날에도 본 작이 건네는 울림은 결코 퇴색되지 않았습니다. 오히려 디지털의 범람 속에서 인간적인 온기를 갈망하는 이들에게, 이 앨범의 멜로디는 한 편의 수채화처럼 아련하고도 투명한 안식을 선사합니다. 유럽 차트 정상을 휩쓸며 전 세계 수많은 연인과 몽상가들의 가슴을 물들였던 이 불멸의 소리 풍경은, 시대를 초월하여 가장 아름다운 인간성의 회복을 노래하는 기념비적인 예술적 성취로 남아 있습니다.</w:t>
       </w:r>
     </w:p>
     <w:p>
@@ -168,7 +187,7 @@
           <w:b w:val="0"/>
           <w:sz w:val="21"/>
         </w:rPr>
-        <w:t>1982년 프랑스의 유수한 레이블 델핀(Delphine Records)을 통해 발매되었으며, 클래식의 격조 높은 기품과 감각적인 프렌치 팝의 감수성을 이상적으로 융합한 웰메이드 이지 리스닝/네오클래시컬 팝 음반입니다.</w:t>
+        <w:t>1982년 프랑스 명문 레이블 델핀(Delphine Records)을 통해 첫선을 보인 작품으로, 거장 폴 드 센느빌과의 심미안적 협업을 바탕으로 프렌치 팝과 이지리스닝의 절묘한 융합을 완성한 역사적 정규 음반.</w:t>
       </w:r>
     </w:p>
     <w:p>
@@ -199,7 +218,7 @@
           <w:b w:val="0"/>
           <w:sz w:val="21"/>
         </w:rPr>
-        <w:t>타이틀곡 'Eden is a Magic World'가 프랑스, 벨기에, 스위스, 독일 등 유럽 각국 차트 상위권에 랭크되며 수십만 장 이상의 판매고를 올렸고, 국내와 일본 등 아시아권에서도 라디오 시그널과 방송 배경음악으로 폭넓은 사랑을 받으며 스테디셀러로 굳건히 자리매김했습니다.</w:t>
+        <w:t>타이틀곡 'Eden is a Magic World'가 프랑스 오피셜 싱글 차트 1위를 비롯해 독일, 스위스, 벨기에 등 유럽 각국 차트 정상을 석권하며 골드 및 플래티넘 레코드를 기록, 유럽과 아시아를 아울러 수백만 장의 경이적인 판매고를 기록함.</w:t>
       </w:r>
     </w:p>
     <w:p>
@@ -230,7 +249,7 @@
           <w:b w:val="0"/>
           <w:sz w:val="21"/>
         </w:rPr>
-        <w:t>유럽 음반 시장에서 다수의 골드 레코드를 기록하며 상업성과 음악성을 동시에 인정받았고, 대중음악에 클래식의 우아함을 성공적으로 안착시킨 공로로 당대 유럽 경음악계의 기념비적인 수작으로 공인받았습니다.</w:t>
+        <w:t>유럽 주요 방송 미디어 연간 최우수 팝 트랙 선정 및 다수의 골드 디스크 수상, 프렌치 이지리스닝 팝의 세계화에 기여한 공로로 유럽 레코드 산업계의 공인된 찬사를 획득함.</w:t>
       </w:r>
     </w:p>
     <w:p>
@@ -306,7 +325,7 @@
           <w:b w:val="0"/>
           <w:sz w:val="21"/>
         </w:rPr>
-        <w:t>1943년 출생</w:t>
+        <w:t>1943년 출생 ~ 현재</w:t>
       </w:r>
     </w:p>
     <w:p>
@@ -337,7 +356,7 @@
           <w:b w:val="0"/>
           <w:sz w:val="21"/>
         </w:rPr>
-        <w:t>솔로 (프로듀싱 콤비 'Paul de Senneville &amp; Olivier Toussaint' 주도)</w:t>
+        <w:t>솔로 (프로듀서, 작곡가, 싱어송라이터 / Paul de Senneville과의 명콤비)</w:t>
       </w:r>
     </w:p>
     <w:p>
@@ -368,7 +387,7 @@
           <w:b w:val="0"/>
           <w:sz w:val="21"/>
         </w:rPr>
-        <w:t>올리비에 투생은 파리 음악원 출신의 탄탄한 클래식 기반 위에 현대적인 팝 감각을 결합하여 '프렌치 팝의 마이더스의 손'으로 불린 작곡가이자 프로듀서 겸 보컬리스트입니다. 피아니스트 리차드 클레이더만을 발굴하여 세계적인 스타로 도약시키고 '아드린느를 위한 발라드'를 공동 작곡하는 등 1970~80년대 전 세계 이지 리스닝 음악의 황금기를 개척한 주역입니다.</w:t>
+        <w:t>리차드 클레이더만, 니콜라 드 안젤리스 등을 세계적 거장으로 발돋움시키며 델핀 레코드를 일군 프렌치 팝의 거장입니다. 우아한 클래식 작법과 대중적 멜로디 감각을 결합하여 현대 이지리스닝 음악의 표준을 제시하였으며, 직접 가창에 참여한 명곡들을 통해 독보적인 서정적 위상을 확립하였습니다.</w:t>
       </w:r>
     </w:p>
     <w:p>
@@ -413,7 +432,7 @@
           <w:b w:val="0"/>
           <w:sz w:val="21"/>
         </w:rPr>
-        <w:t>1980년대 초반, 신디사이저를 필두로 한 전자음악의 급격한 발흥기 속에서도 클래식 현악의 섬세함과 어쿠스틱의 서정성을 지켜내며 팝 크로스오버의 새로운 지평을 제시한 앨범입니다. 대중성과 예술성, 이지 리스닝과 샹송의 경계를 유려하게 허문 독보적인 음악사적 성취로 평가받습니다.</w:t>
+        <w:t>1980년대 초반 급변하던 팝 음악사에서 클래시컬한 기악 편곡과 감미로운 프렌치 팝 보컬, 그리고 감각적인 신시사이저 사운드를 완벽하게 결합하여 '오케스트럴 팝'의 새로운 경지를 개척한 걸작으로 평가받습니다.</w:t>
       </w:r>
     </w:p>
     <w:p>
@@ -444,7 +463,7 @@
           <w:b w:val="0"/>
           <w:sz w:val="21"/>
         </w:rPr>
-        <w:t>급격한 산업화와 도시화의 물결 속에서 분주했던 1980년대 청춘들에게 이 음반은 아늑한 도피처이자 마음을 치유하는 영혼의 휴식처가 되어 주었습니다. 해질녘 음악다방과 심야 라디오 주파수를 타고 흘러나오던 투생의 부드러운 읊조림과 멜로디는 시대의 낭만을 갈망하던 젊은 영혼들을 따스하게 위무했습니다.</w:t>
+        <w:t>냉전의 긴장과 급격한 도시화로 피로에 젖어 있던 1980년대 초 청춘들에게, 때 묻지 않은 자연과 동화적 낙원으로의 도피를 가능케 한 정서적 도피처였으며 심야 라디오 전파를 타고 수많은 이들의 밤을 위로했던 따스한 시대의 공기였습니다.</w:t>
       </w:r>
     </w:p>
     <w:p>
@@ -489,7 +508,7 @@
           <w:b w:val="0"/>
           <w:sz w:val="21"/>
         </w:rPr>
-        <w:t>동명의 타이틀곡 'Eden is a Magic World'는 몽환적인 코러스와 투생 특유의 낭만적인 속삭임, 맑고 투명한 건반 터치가 어우러져 한 편의 동화 같은 환상미를 자아냅니다. 앨범 전반을 관통하는 유려한 현악 오케스트레이션과 서정미 넘치는 선율들은 듣는 순간 시공간을 초월한 평온한 낙원으로 인도합니다.</w:t>
+        <w:t>타이틀곡 'Eden is a Magic World'는 몽환적인 신시사이저의 아르페지오와 올리비에 투생의 속삭이듯 감미로운 보컬, 천상의 울림을 닮은 코러스가 완벽한 조화를 이루며 청자를 환상적인 유토피아로 인도합니다. 앨범 전반에 흐르는 섬세한 멜로디 라인과 풍성한 오케스트레이션은 순수한 서정미의 극치를 들려줍니다.</w:t>
       </w:r>
     </w:p>
     <w:p>
@@ -520,7 +539,7 @@
           <w:b w:val="0"/>
           <w:sz w:val="21"/>
         </w:rPr>
-        <w:t>LP 그루브를 스치는 미세한 표면 잡음마저 아련한 향수를 자극하는 음반으로, 진공관 앰프의 포근한 배음과 턴테이블 바늘이 읽어내는 어쿠스틱 사운드가 결합할 때 보컬의 숨결과 현악의 입체감이 가장 눈부시게 피어납니다. 조도를 낮춘 공간에서 턴테이블의 회전을 바라보며 사운드의 아날로그적 여운을 온전히 음미하시길 권합니다.</w:t>
+        <w:t>진공관 앰프의 따뜻한 온기와 턴테이블의 카트리지가 바이닐의 소리골을 훑을 때 생성되는 풍성한 배음 속에서 감상할 것을 권합니다. 80년대 초 아날로그 신시사이저의 둥글고 포근한 질감과 투생의 온기 어린 보컬 숨결이 진공관 특유의 잔향과 어우러져 깊은 공간감을 선사합니다.</w:t>
       </w:r>
     </w:p>
     <w:p>
@@ -551,7 +570,7 @@
           <w:b w:val="0"/>
           <w:sz w:val="21"/>
         </w:rPr>
-        <w:t>디지털 음원으로는 결코 온전히 환원해낼 수 없는 1980년대 프랑스 아날로그 레코딩 특유의 낭만적 공기감과 서정적인 앨범 아트를 고스란히 간직하고 있어, 프렌치 팝과 LP 컬렉터라면 반드시 서가에 꽂아두어야 할 영원한 소장품입니다.</w:t>
+        <w:t>세계적인 명 프로듀서가 직접 자신의 목소리로 이상향을 그려낸 희귀한 예술적 기록물이며, 프렌치 팝 황금기의 아날로그 감성이 고스란히 봉인되어 있어 클래식과 팝 컬렉터 모두에게 대체 불가능한 소장 가치를 지닙니다.</w:t>
       </w:r>
     </w:p>
     <w:p>
@@ -565,7 +584,7 @@
           <w:color w:val="4338CA"/>
           <w:sz w:val="21"/>
         </w:rPr>
-        <w:t>이 음반을 통해 턴테이블의 아날로그 선율이 전해주는 마법 같은 안식과 낭만의 감동을 다시 한번 경험해 보시는 것은 어떨까요?</w:t>
+        <w:t>이 음반을 통해 분주한 현대의 일상을 벗어나 꿈결처럼 순수한 에덴의 낙원이 전해주는 감동을 다시 한번 경험해 보시는 것은 어떨까요?</w:t>
       </w:r>
     </w:p>
     <w:sectPr>
